--- a/Capitol_Hill_Overflight_Manuscript_v2.docx
+++ b/Capitol_Hill_Overflight_Manuscript_v2.docx
@@ -149,7 +149,7 @@
         <w:t>Methods: We conducted a continuous 20-month census of aircraft overflights within a 1.5-km geodesic radius (and an inner 500-m core zone) of Capitol Hill, Burnaby, BC (17.8 km east-northeast of YVR; summit elevation 115 m ASL) from 1 January 2025 to 31 August 2026 (573 days with usable data across 608 calendar days). Aircraft trajectories were extracted from open crowdsourced ADS-B archives (adsb.lol globe_history). Discrete overflight passes (n = 24,190) were reconstructed using a 10-minute clustering threshold (inflation factor 1.204 over the 20,093 aircraft-day records). Pre- and post-intervention daily pass rates were evaluated across operational categories using rate ratios (RR) with 4,000 percentile bootstrap 95% confidence intervals and two-sided Mann–Whitney U tests. Light fixed-wing aircraft and commercial traffic ≥10,000 ft served as negative controls, benchmarked against official Statistics Canada airport movement data.</w:t>
         <w:br/>
         <w:br/>
-        <w:t>Results: Algorithmic least-squares changepoint detection identified an abrupt structural break on 27 November 2025 (parametric bootstrap 95% CI: 27 Nov – 1 Dec 2025). Commercial arrival passes within the 500-m summit core increased 6.73-fold from 2.23 to 15.03 passes/day (95% CI 5.85–7.81; p = 1.03e-54), while median CPA altitude decreased from 7,700 ft to 5,300 ft (Δ = 2,400 ft) and 3D slant distance decreased from 2.26 km to 1.52 km. Commercial arrivals within 1.5 km increased 7.87-fold (6.57 to 51.71 passes/day; 95% CI 7.15–8.67; p = 2.23e-93), accompanied by a complete directional reversal from North–South to East–West tracks. Negative control categories showed no significant increase (light GA RR = 0.90, 95% CI 0.78–1.03, p = 0.13; high commercial RR = 1.05, 95% CI 0.80–1.37, p = 0.76). Statistics Canada data confirmed YVR total movements were flat (−0.5%), refuting regional traffic growth.</w:t>
+        <w:t>Results: Algorithmic least-squares changepoint detection identified an abrupt structural break on 27 November 2025 (parametric bootstrap 95% CI: 27 Nov – 1 Dec 2025). Commercial arrival passes within the 500-m summit core increased 6.72-fold from 2.23 to 15.00 passes/day (95% CI 5.84–7.81; p = 8.14e-55), while median CPA altitude decreased from 7,700 ft to 5,300 ft (Δ = 2,400 ft) and 3D slant distance decreased from 2.26 km to 1.52 km. Commercial arrivals within 1.5 km increased 7.90-fold (6.51 to 51.46 passes/day; 95% CI 7.18–8.71; p = 2.76e-93), accompanied by a complete directional reversal from North–South to East–West tracks. Negative control categories showed no significant increase (light GA RR = 0.90, 95% CI 0.78–1.03, p = 0.12; high commercial RR = 1.03, 95% CI 0.79–1.35, p = 0.71). Statistics Canada data confirmed YVR total movements were flat (−0.5%), refuting regional traffic growth.</w:t>
         <w:br/>
         <w:br/>
         <w:t>Conclusions: VAMP implementation produced an immediate, persistent, and statistically significant concentration of low-altitude commercial arrivals above Capitol Hill. These findings demonstrate that open, uncensored ADS-B archives enable rigorous, independent, and reproducible community-level monitoring of airspace interventions.</w:t>
@@ -623,7 +623,7 @@
       <w:r>
         <w:drawing>
           <wp:inline xmlns:a="http://schemas.openxmlformats.org/drawingml/2006/main" xmlns:pic="http://schemas.openxmlformats.org/drawingml/2006/picture">
-            <wp:extent cx="4114800" cy="3628613"/>
+            <wp:extent cx="4114800" cy="3635598"/>
             <wp:docPr id="2" name="Picture 2"/>
             <wp:cNvGraphicFramePr>
               <a:graphicFrameLocks noChangeAspect="1"/>
@@ -644,7 +644,7 @@
                   <pic:spPr>
                     <a:xfrm>
                       <a:off x="0" y="0"/>
-                      <a:ext cx="4114800" cy="3628613"/>
+                      <a:ext cx="4114800" cy="3635598"/>
                     </a:xfrm>
                     <a:prstGeom prst="rect"/>
                   </pic:spPr>
@@ -874,7 +874,7 @@
                 <w:rFonts w:ascii="Times New Roman" w:hAnsi="Times New Roman"/>
                 <w:sz w:val="17"/>
               </w:rPr>
-              <w:t>15.03</w:t>
+              <w:t>15.00</w:t>
             </w:r>
           </w:p>
         </w:tc>
@@ -892,7 +892,7 @@
                 <w:rFonts w:ascii="Times New Roman" w:hAnsi="Times New Roman"/>
                 <w:sz w:val="17"/>
               </w:rPr>
-              <w:t>6.73× (5.85–7.81)</w:t>
+              <w:t>6.72× (5.84–7.81)</w:t>
             </w:r>
           </w:p>
         </w:tc>
@@ -910,7 +910,7 @@
                 <w:rFonts w:ascii="Times New Roman" w:hAnsi="Times New Roman"/>
                 <w:sz w:val="17"/>
               </w:rPr>
-              <w:t>1.03e-54</w:t>
+              <w:t>8.14e-55</w:t>
             </w:r>
           </w:p>
         </w:tc>
@@ -948,7 +948,7 @@
                 <w:rFonts w:ascii="Times New Roman" w:hAnsi="Times New Roman"/>
                 <w:sz w:val="17"/>
               </w:rPr>
-              <w:t>6.57</w:t>
+              <w:t>6.51</w:t>
             </w:r>
           </w:p>
         </w:tc>
@@ -966,7 +966,7 @@
                 <w:rFonts w:ascii="Times New Roman" w:hAnsi="Times New Roman"/>
                 <w:sz w:val="17"/>
               </w:rPr>
-              <w:t>51.71</w:t>
+              <w:t>51.46</w:t>
             </w:r>
           </w:p>
         </w:tc>
@@ -984,7 +984,7 @@
                 <w:rFonts w:ascii="Times New Roman" w:hAnsi="Times New Roman"/>
                 <w:sz w:val="17"/>
               </w:rPr>
-              <w:t>7.87× (7.15–8.67)</w:t>
+              <w:t>7.90× (7.18–8.71)</w:t>
             </w:r>
           </w:p>
         </w:tc>
@@ -1002,7 +1002,7 @@
                 <w:rFonts w:ascii="Times New Roman" w:hAnsi="Times New Roman"/>
                 <w:sz w:val="17"/>
               </w:rPr>
-              <w:t>2.23e-93</w:t>
+              <w:t>2.76e-93</w:t>
             </w:r>
           </w:p>
         </w:tc>
@@ -1040,7 +1040,7 @@
                 <w:rFonts w:ascii="Times New Roman" w:hAnsi="Times New Roman"/>
                 <w:sz w:val="17"/>
               </w:rPr>
-              <w:t>1.79</w:t>
+              <w:t>1.72</w:t>
             </w:r>
           </w:p>
         </w:tc>
@@ -1058,7 +1058,7 @@
                 <w:rFonts w:ascii="Times New Roman" w:hAnsi="Times New Roman"/>
                 <w:sz w:val="17"/>
               </w:rPr>
-              <w:t>4.48</w:t>
+              <w:t>4.24</w:t>
             </w:r>
           </w:p>
         </w:tc>
@@ -1076,7 +1076,7 @@
                 <w:rFonts w:ascii="Times New Roman" w:hAnsi="Times New Roman"/>
                 <w:sz w:val="17"/>
               </w:rPr>
-              <w:t>2.50× (2.18–2.88)</w:t>
+              <w:t>2.46× (2.14–2.84)</w:t>
             </w:r>
           </w:p>
         </w:tc>
@@ -1094,7 +1094,7 @@
                 <w:rFonts w:ascii="Times New Roman" w:hAnsi="Times New Roman"/>
                 <w:sz w:val="17"/>
               </w:rPr>
-              <w:t>2.15e-34</w:t>
+              <w:t>2.73e-32</w:t>
             </w:r>
           </w:p>
         </w:tc>
@@ -1226,7 +1226,7 @@
                 <w:rFonts w:ascii="Times New Roman" w:hAnsi="Times New Roman"/>
                 <w:sz w:val="17"/>
               </w:rPr>
-              <w:t>8.85</w:t>
+              <w:t>8.87</w:t>
             </w:r>
           </w:p>
         </w:tc>
@@ -1245,7 +1245,7 @@
                 <w:rFonts w:ascii="Times New Roman" w:hAnsi="Times New Roman"/>
                 <w:sz w:val="17"/>
               </w:rPr>
-              <w:t>7.93</w:t>
+              <w:t>7.95</w:t>
             </w:r>
           </w:p>
         </w:tc>
@@ -1283,7 +1283,7 @@
                 <w:rFonts w:ascii="Times New Roman" w:hAnsi="Times New Roman"/>
                 <w:sz w:val="17"/>
               </w:rPr>
-              <w:t>0.13</w:t>
+              <w:t>0.12</w:t>
             </w:r>
           </w:p>
         </w:tc>
@@ -1323,7 +1323,7 @@
                 <w:rFonts w:ascii="Times New Roman" w:hAnsi="Times New Roman"/>
                 <w:sz w:val="17"/>
               </w:rPr>
-              <w:t>0.50</w:t>
+              <w:t>0.49</w:t>
             </w:r>
           </w:p>
         </w:tc>
@@ -1342,7 +1342,7 @@
                 <w:rFonts w:ascii="Times New Roman" w:hAnsi="Times New Roman"/>
                 <w:sz w:val="17"/>
               </w:rPr>
-              <w:t>0.52</w:t>
+              <w:t>0.51</w:t>
             </w:r>
           </w:p>
         </w:tc>
@@ -1361,7 +1361,7 @@
                 <w:rFonts w:ascii="Times New Roman" w:hAnsi="Times New Roman"/>
                 <w:sz w:val="17"/>
               </w:rPr>
-              <w:t>1.05× (0.80–1.37)</w:t>
+              <w:t>1.03× (0.79–1.35)</w:t>
             </w:r>
           </w:p>
         </w:tc>
@@ -1380,7 +1380,7 @@
                 <w:rFonts w:ascii="Times New Roman" w:hAnsi="Times New Roman"/>
                 <w:sz w:val="17"/>
               </w:rPr>
-              <w:t>0.76</w:t>
+              <w:t>0.71</w:t>
             </w:r>
           </w:p>
         </w:tc>
@@ -1741,7 +1741,7 @@
                 <w:rFonts w:ascii="Times New Roman" w:hAnsi="Times New Roman"/>
                 <w:sz w:val="16"/>
               </w:rPr>
-              <w:t>1957</w:t>
+              <w:t>1936</w:t>
             </w:r>
           </w:p>
         </w:tc>
@@ -1813,7 +1813,7 @@
                 <w:rFonts w:ascii="Times New Roman" w:hAnsi="Times New Roman"/>
                 <w:sz w:val="16"/>
               </w:rPr>
-              <w:t>180</w:t>
+              <w:t>179</w:t>
             </w:r>
           </w:p>
         </w:tc>
@@ -1831,7 +1831,7 @@
                 <w:rFonts w:ascii="Times New Roman" w:hAnsi="Times New Roman"/>
                 <w:sz w:val="16"/>
               </w:rPr>
-              <w:t>165</w:t>
+              <w:t>145</w:t>
             </w:r>
           </w:p>
         </w:tc>
@@ -1890,7 +1890,7 @@
                 <w:rFonts w:ascii="Times New Roman" w:hAnsi="Times New Roman"/>
                 <w:sz w:val="16"/>
               </w:rPr>
-              <w:t>11103</w:t>
+              <w:t>11046</w:t>
             </w:r>
           </w:p>
         </w:tc>
@@ -1909,7 +1909,7 @@
                 <w:rFonts w:ascii="Times New Roman" w:hAnsi="Times New Roman"/>
                 <w:sz w:val="16"/>
               </w:rPr>
-              <w:t>3778</w:t>
+              <w:t>3754</w:t>
             </w:r>
           </w:p>
         </w:tc>
@@ -1928,7 +1928,7 @@
                 <w:rFonts w:ascii="Times New Roman" w:hAnsi="Times New Roman"/>
                 <w:sz w:val="16"/>
               </w:rPr>
-              <w:t>6543</w:t>
+              <w:t>6519</w:t>
             </w:r>
           </w:p>
         </w:tc>
@@ -1947,7 +1947,7 @@
                 <w:rFonts w:ascii="Times New Roman" w:hAnsi="Times New Roman"/>
                 <w:sz w:val="16"/>
               </w:rPr>
-              <w:t>590</w:t>
+              <w:t>589</w:t>
             </w:r>
           </w:p>
         </w:tc>
@@ -1985,7 +1985,7 @@
                 <w:rFonts w:ascii="Times New Roman" w:hAnsi="Times New Roman"/>
                 <w:sz w:val="16"/>
               </w:rPr>
-              <w:t>183</w:t>
+              <w:t>175</w:t>
             </w:r>
           </w:p>
         </w:tc>
@@ -2041,7 +2041,7 @@
                 <w:rFonts w:ascii="Times New Roman" w:hAnsi="Times New Roman"/>
                 <w:sz w:val="16"/>
               </w:rPr>
-              <w:t>515</w:t>
+              <w:t>503</w:t>
             </w:r>
           </w:p>
         </w:tc>
@@ -2059,7 +2059,7 @@
                 <w:rFonts w:ascii="Times New Roman" w:hAnsi="Times New Roman"/>
                 <w:sz w:val="16"/>
               </w:rPr>
-              <w:t>83</w:t>
+              <w:t>79</w:t>
             </w:r>
           </w:p>
         </w:tc>
@@ -2077,7 +2077,7 @@
                 <w:rFonts w:ascii="Times New Roman" w:hAnsi="Times New Roman"/>
                 <w:sz w:val="16"/>
               </w:rPr>
-              <w:t>11</w:t>
+              <w:t>10</w:t>
             </w:r>
           </w:p>
         </w:tc>
@@ -2095,7 +2095,7 @@
                 <w:rFonts w:ascii="Times New Roman" w:hAnsi="Times New Roman"/>
                 <w:sz w:val="16"/>
               </w:rPr>
-              <w:t>311</w:t>
+              <w:t>310</w:t>
             </w:r>
           </w:p>
         </w:tc>
@@ -2113,7 +2113,7 @@
                 <w:rFonts w:ascii="Times New Roman" w:hAnsi="Times New Roman"/>
                 <w:sz w:val="16"/>
               </w:rPr>
-              <w:t>9</w:t>
+              <w:t>10</w:t>
             </w:r>
           </w:p>
         </w:tc>
@@ -2131,7 +2131,7 @@
                 <w:rFonts w:ascii="Times New Roman" w:hAnsi="Times New Roman"/>
                 <w:sz w:val="16"/>
               </w:rPr>
-              <w:t>101</w:t>
+              <w:t>94</w:t>
             </w:r>
           </w:p>
         </w:tc>
@@ -2190,7 +2190,7 @@
                 <w:rFonts w:ascii="Times New Roman" w:hAnsi="Times New Roman"/>
                 <w:sz w:val="16"/>
               </w:rPr>
-              <w:t>1028</w:t>
+              <w:t>992</w:t>
             </w:r>
           </w:p>
         </w:tc>
@@ -2209,7 +2209,7 @@
                 <w:rFonts w:ascii="Times New Roman" w:hAnsi="Times New Roman"/>
                 <w:sz w:val="16"/>
               </w:rPr>
-              <w:t>363</w:t>
+              <w:t>326</w:t>
             </w:r>
           </w:p>
         </w:tc>
@@ -2228,7 +2228,7 @@
                 <w:rFonts w:ascii="Times New Roman" w:hAnsi="Times New Roman"/>
                 <w:sz w:val="16"/>
               </w:rPr>
-              <w:t>442</w:t>
+              <w:t>447</w:t>
             </w:r>
           </w:p>
         </w:tc>
@@ -2247,7 +2247,7 @@
                 <w:rFonts w:ascii="Times New Roman" w:hAnsi="Times New Roman"/>
                 <w:sz w:val="16"/>
               </w:rPr>
-              <w:t>137</w:t>
+              <w:t>135</w:t>
             </w:r>
           </w:p>
         </w:tc>
@@ -2285,7 +2285,7 @@
                 <w:rFonts w:ascii="Times New Roman" w:hAnsi="Times New Roman"/>
                 <w:sz w:val="16"/>
               </w:rPr>
-              <w:t>84</w:t>
+              <w:t>82</w:t>
             </w:r>
           </w:p>
         </w:tc>
@@ -2341,7 +2341,7 @@
                 <w:rFonts w:ascii="Times New Roman" w:hAnsi="Times New Roman"/>
                 <w:sz w:val="16"/>
               </w:rPr>
-              <w:t>2703</w:t>
+              <w:t>2717</w:t>
             </w:r>
           </w:p>
         </w:tc>
@@ -2359,7 +2359,7 @@
                 <w:rFonts w:ascii="Times New Roman" w:hAnsi="Times New Roman"/>
                 <w:sz w:val="16"/>
               </w:rPr>
-              <w:t>1822</w:t>
+              <w:t>1826</w:t>
             </w:r>
           </w:p>
         </w:tc>
@@ -2377,7 +2377,7 @@
                 <w:rFonts w:ascii="Times New Roman" w:hAnsi="Times New Roman"/>
                 <w:sz w:val="16"/>
               </w:rPr>
-              <w:t>381</w:t>
+              <w:t>382</w:t>
             </w:r>
           </w:p>
         </w:tc>
@@ -2395,7 +2395,7 @@
                 <w:rFonts w:ascii="Times New Roman" w:hAnsi="Times New Roman"/>
                 <w:sz w:val="16"/>
               </w:rPr>
-              <w:t>12</w:t>
+              <w:t>13</w:t>
             </w:r>
           </w:p>
         </w:tc>
@@ -2431,7 +2431,7 @@
                 <w:rFonts w:ascii="Times New Roman" w:hAnsi="Times New Roman"/>
                 <w:sz w:val="16"/>
               </w:rPr>
-              <w:t>474</w:t>
+              <w:t>482</w:t>
             </w:r>
           </w:p>
         </w:tc>
@@ -2490,7 +2490,7 @@
                 <w:rFonts w:ascii="Times New Roman" w:hAnsi="Times New Roman"/>
                 <w:sz w:val="16"/>
               </w:rPr>
-              <w:t>2108</w:t>
+              <w:t>2178</w:t>
             </w:r>
           </w:p>
         </w:tc>
@@ -2509,7 +2509,7 @@
                 <w:rFonts w:ascii="Times New Roman" w:hAnsi="Times New Roman"/>
                 <w:sz w:val="16"/>
               </w:rPr>
-              <w:t>1261</w:t>
+              <w:t>1315</w:t>
             </w:r>
           </w:p>
         </w:tc>
@@ -2528,7 +2528,7 @@
                 <w:rFonts w:ascii="Times New Roman" w:hAnsi="Times New Roman"/>
                 <w:sz w:val="16"/>
               </w:rPr>
-              <w:t>365</w:t>
+              <w:t>371</w:t>
             </w:r>
           </w:p>
         </w:tc>
@@ -2547,7 +2547,7 @@
                 <w:rFonts w:ascii="Times New Roman" w:hAnsi="Times New Roman"/>
                 <w:sz w:val="16"/>
               </w:rPr>
-              <w:t>28</w:t>
+              <w:t>32</w:t>
             </w:r>
           </w:p>
         </w:tc>
@@ -2585,7 +2585,7 @@
                 <w:rFonts w:ascii="Times New Roman" w:hAnsi="Times New Roman"/>
                 <w:sz w:val="16"/>
               </w:rPr>
-              <w:t>450</w:t>
+              <w:t>456</w:t>
             </w:r>
           </w:p>
         </w:tc>
@@ -2641,7 +2641,7 @@
                 <w:rFonts w:ascii="Times New Roman" w:hAnsi="Times New Roman"/>
                 <w:sz w:val="16"/>
               </w:rPr>
-              <w:t>155</w:t>
+              <w:t>153</w:t>
             </w:r>
           </w:p>
         </w:tc>
@@ -2731,7 +2731,7 @@
                 <w:rFonts w:ascii="Times New Roman" w:hAnsi="Times New Roman"/>
                 <w:sz w:val="16"/>
               </w:rPr>
-              <w:t>33</w:t>
+              <w:t>31</w:t>
             </w:r>
           </w:p>
         </w:tc>
@@ -2790,7 +2790,7 @@
                 <w:rFonts w:ascii="Times New Roman" w:hAnsi="Times New Roman"/>
                 <w:sz w:val="16"/>
               </w:rPr>
-              <w:t>113</w:t>
+              <w:t>109</w:t>
             </w:r>
           </w:p>
         </w:tc>
@@ -2847,7 +2847,7 @@
                 <w:rFonts w:ascii="Times New Roman" w:hAnsi="Times New Roman"/>
                 <w:sz w:val="16"/>
               </w:rPr>
-              <w:t>27</w:t>
+              <w:t>26</w:t>
             </w:r>
           </w:p>
         </w:tc>
@@ -2885,7 +2885,7 @@
                 <w:rFonts w:ascii="Times New Roman" w:hAnsi="Times New Roman"/>
                 <w:sz w:val="16"/>
               </w:rPr>
-              <w:t>20</w:t>
+              <w:t>17</w:t>
             </w:r>
           </w:p>
         </w:tc>
@@ -3204,9 +3204,9 @@
         </w:rPr>
         <w:t>To rigorously test whether the observed overflight increase was an artifact of regional aviation growth or expanding ADS-B receiver density, observations were benchmarked against official monthly aircraft movements from Statistics Canada Tables 23-10-0296 and 23-10-0303 for matched Jan–Jun windows in 2025 and 2026 (Figure 7):</w:t>
         <w:br/>
-        <w:t>1. YVR Total Airport Movements were essentially unchanged (142,014 movements in 2025 vs. 141,258 in 2026; ratio 0.995; −0.5%). This official datum decisively refutes the hypothesis that regional traffic expansion drove the 5.98-fold increase in Capitol Hill arrivals.</w:t>
+        <w:t>1. YVR Total Airport Movements were essentially unchanged (142,014 movements in 2025 vs. 141,258 in 2026; ratio 0.995; −0.5%). This official datum decisively refutes the hypothesis that regional traffic expansion drove the 6.03-fold increase in Capitol Hill arrivals.</w:t>
         <w:br/>
-        <w:t>2. Regional GA Airports (Boundary Bay, Pitt Meadows, Langley) exhibited a combined 13.4% decline (ratio 0.866). In direct alignment, ADS-B light fixed-wing GA over Capitol Hill declined by 17.2% (ratio 0.828). This close concordance between two entirely independent measurement systems demonstrates that crowdsourced ADS-B surveillance accurately tracks real operational trends without artificial receiver-growth bias.</w:t>
+        <w:t>2. Regional GA Airports (Boundary Bay, Pitt Meadows, Langley) exhibited a combined 13.4% decline (ratio 0.866). In direct alignment, ADS-B light fixed-wing GA over Capitol Hill declined by 17.6% (ratio 0.824). This close concordance between two entirely independent measurement systems demonstrates that crowdsourced ADS-B surveillance accurately tracks real operational trends without artificial receiver-growth bias.</w:t>
       </w:r>
     </w:p>
     <w:p>
@@ -3268,7 +3268,7 @@
           <w:i w:val="0"/>
           <w:sz w:val="20"/>
         </w:rPr>
-        <w:t>External validation against official Statistics Canada movement counts (matched Jan–Jun 2025 vs. 2026). YVR airport movements were flat (−0.5%), while Capitol Hill arrivals increased sixfold. General aviation airport declines (−13.4%) closely mirrored the ADS-B light GA decline (−17.2%).</w:t>
+        <w:t>External validation against official Statistics Canada movement counts (matched Jan–Jun 2025 vs. 2026). YVR airport movements were flat (−0.5%), while Capitol Hill arrivals increased sixfold. General aviation airport declines (−13.4%) closely mirrored the ADS-B light GA decline (−17.6%).</w:t>
       </w:r>
     </w:p>
     <w:p>
@@ -3294,7 +3294,7 @@
           <w:i w:val="0"/>
           <w:sz w:val="24"/>
         </w:rPr>
-        <w:t>Season-matched sensitivity analysis across the identical 8-month calendar window (1 January – 31 August 2025 vs. 1 January – 31 August 2026) demonstrated that seasonal variations did not confound findings. On a record basis, 1.5-km commercial arrivals rose from 6.21 to 42.43 flights/day (RR = 6.83×), 500-m commercial arrivals rose from 2.18 to 13.78 flights/day (RR = 6.31×), while light fixed-wing GA remained stable (RR = 0.92×). Pass-based rates showed equivalent stability (1.5-km arrivals RR = 7.64×; 500-m arrivals RR = 7.00×; light GA RR = 0.92×).</w:t>
+        <w:t>Season-matched sensitivity analysis across the identical 8-month calendar window (1 January – 31 August 2025 vs. 1 January – 31 August 2026) demonstrated that seasonal variations did not confound findings. On a record basis, 1.5-km commercial arrivals rose from 6.14 to 42.22 flights/day (RR = 6.88×), 500-m commercial arrivals rose from 2.18 to 13.75 flights/day (RR = 6.31×), while light fixed-wing GA remained stable (RR = 0.91×). Pass-based rates showed equivalent stability (1.5-km arrivals RR = 7.69×; 500-m arrivals RR = 7.00×; light GA RR = 0.92×).</w:t>
       </w:r>
     </w:p>
     <w:p>
@@ -7139,7 +7139,7 @@
           <w:i w:val="0"/>
           <w:sz w:val="24"/>
         </w:rPr>
-        <w:t>The empirical findings demonstrate an abrupt, highly concentrated operational restructuring of terminal arrivals into YVR. The 6.73-fold increase in commercial passes within 500 m of Capitol Hill, combined with a 2,400-ft reduction in median approach altitude and a 0.74-km reduction in 3D slant distance, represents a marked transformation in the localized acoustic environment. These results mirror findings in the United States, where FAA NextGen RNAV/RNP procedures achieved regional efficiency gains at the cost of creating severe, localized overflight corridors that bypassed conventional environmental assessments (GAO, 2021; Brenner &amp; Hansman, 2017). NAV CANADA's pre-implementation consultations projected dispersed noise footprints based on time-averaged energy metrics (NAV CANADA, 2022); our empirical census highlights the necessity of tracking discrete event counts and altitude profiles.</w:t>
+        <w:t>The empirical findings demonstrate an abrupt, highly concentrated operational restructuring of terminal arrivals into YVR. The 6.72-fold increase in commercial passes within 500 m of Capitol Hill, combined with a 2,400-ft reduction in median approach altitude and a 0.74-km reduction in 3D slant distance, represents a marked transformation in the localized acoustic environment. These results mirror findings in the United States, where FAA NextGen RNAV/RNP procedures achieved regional efficiency gains at the cost of creating severe, localized overflight corridors that bypassed conventional environmental assessments (GAO, 2021; Brenner &amp; Hansman, 2017). NAV CANADA's pre-implementation consultations projected dispersed noise footprints based on time-averaged energy metrics (NAV CANADA, 2022); our empirical census highlights the necessity of tracking discrete event counts and altitude profiles.</w:t>
       </w:r>
     </w:p>
     <w:p>
@@ -7225,7 +7225,7 @@
           <w:i w:val="0"/>
           <w:sz w:val="24"/>
         </w:rPr>
-        <w:t>This 20-month continuous census provides the first independent empirical quantification of NAV CANADA's Vancouver Airspace Modernization Project. Implementation of AIRAC cycle 2513 on 27 November 2025 resulted in an immediate, sustained 6.73-fold increase in commercial arrival passes within 500 m of Capitol Hill, a downward altitude shift of ~2,400 ft, and a structural replacement of North–South flight paths with East–West corridors. Negative controls (light general aviation, en-route commercial traffic) and official Statistics Canada data confirmed that these observations reflect real route concentration rather than regional traffic growth or surveillance artifacts. Open crowdsourced ADS-B archives provide a transparent, reproducible framework for independent community environmental oversight.</w:t>
+        <w:t>This 20-month continuous census provides the first independent empirical quantification of NAV CANADA's Vancouver Airspace Modernization Project. Implementation of AIRAC cycle 2513 on 27 November 2025 resulted in an immediate, sustained 6.72-fold increase in commercial arrival passes within 500 m of Capitol Hill, a downward altitude shift of ~2,400 ft, and a structural replacement of North–South flight paths with East–West corridors. Negative controls (light general aviation, en-route commercial traffic) and official Statistics Canada data confirmed that these observations reflect real route concentration rather than regional traffic growth or surveillance artifacts. Open crowdsourced ADS-B archives provide a transparent, reproducible framework for independent community environmental oversight.</w:t>
       </w:r>
     </w:p>
     <w:p>

--- a/Capitol_Hill_Overflight_Manuscript_v2.docx
+++ b/Capitol_Hill_Overflight_Manuscript_v2.docx
@@ -7289,7 +7289,7 @@
           <w:rFonts w:ascii="Times New Roman" w:hAnsi="Times New Roman"/>
           <w:color w:val="000000"/>
         </w:rPr>
-        <w:t>Use of Generative AI Statement</w:t>
+        <w:t>Declaration of Generative AI and AI-Assisted Technologies</w:t>
       </w:r>
     </w:p>
     <w:p>
@@ -7303,7 +7303,7 @@
           <w:i w:val="0"/>
           <w:sz w:val="24"/>
         </w:rPr>
-        <w:t>In accordance with the Journal of Open Aviation Science (JOAS) policy on generative artificial intelligence, the author declares that large language model agentic coding tools (Antigravity AI Assistant) were utilized to write automated data extraction routines, execute algorithmic changepoint and bootstrap scripts, format markdown tables, and assist in manuscript text structuring. All computational outputs, statistical assertions, and manuscript drafts were audited, verified against authoritative data files, and approved by the author.</w:t>
+        <w:t>In accordance with the policies of TU Delft OPEN Publishing, the Committee on Publication Ethics (COPE), and the Journal of Open Aviation Science (JOAS), the author declares the use of generative artificial intelligence and large language model assistants (Google DeepMind Antigravity, Anthropic Claude) during the preparation of this work. Specifically, these tools were used to assist in writing and refactoring Python data extraction and statistical analysis routines, executing algorithmic changepoint and bootstrap scripts, formatting tables and figures, and language editing of draft text. Following the use of these tools, the author independently reviewed, executed, and verified all computational code, asserted all statistical figures against authoritative data records, and edited the manuscript. The author assumes full scientific responsibility for the integrity, accuracy, interpretations, and conclusions presented in this publication.</w:t>
       </w:r>
     </w:p>
     <w:p>
